--- a/public/docx/灾害应急/20250731-灾害应急：山东济南市莱芜区大王庄镇山洪无人机应急监测.docx
+++ b/public/docx/灾害应急/20250731-灾害应急：山东济南市莱芜区大王庄镇山洪无人机应急监测.docx
@@ -8,14 +8,16 @@
         <w:rPr>
           <w:rFonts w:ascii="方正小标宋简体" w:eastAsia="方正小标宋简体" w:hAnsi="方正小标宋简体" w:cs="方正小标宋简体" w:hint="eastAsia"/>
           <w:b/>
-          <w:sz w:val="28"/>
+          <w:sz w:val="44"/>
+          <w:szCs w:val="44"/>
         </w:rPr>
       </w:pPr>
       <w:r>
         <w:rPr>
           <w:rFonts w:ascii="方正小标宋简体" w:eastAsia="方正小标宋简体" w:hAnsi="方正小标宋简体" w:cs="方正小标宋简体" w:hint="eastAsia"/>
           <w:b/>
-          <w:sz w:val="28"/>
+          <w:sz w:val="44"/>
+          <w:szCs w:val="44"/>
         </w:rPr>
         <w:t>【灾害应急】山东济南市莱芜区大王庄镇山洪无人机应急监测</w:t>
       </w:r>
